--- a/public/template/CN_HD_NH.docx
+++ b/public/template/CN_HD_NH.docx
@@ -359,25 +359,7 @@
           <w:sz w:val="22"/>
           <w:szCs w:val="22"/>
         </w:rPr>
-        <w:t xml:space="preserve"> 24/11/2015 </w:t>
-      </w:r>
-      <w:proofErr w:type="spellStart"/>
-      <w:r>
-        <w:rPr>
-          <w:rFonts w:ascii="TCM Pro" w:hAnsi="TCM Pro" w:cs="Arial"/>
-          <w:sz w:val="22"/>
-          <w:szCs w:val="22"/>
-        </w:rPr>
-        <w:t>và</w:t>
-      </w:r>
-      <w:proofErr w:type="spellEnd"/>
-      <w:r>
-        <w:rPr>
-          <w:rFonts w:ascii="TCM Pro" w:hAnsi="TCM Pro" w:cs="Arial"/>
-          <w:sz w:val="22"/>
-          <w:szCs w:val="22"/>
-        </w:rPr>
-        <w:t xml:space="preserve"> </w:t>
+        <w:t xml:space="preserve"> 24/11/2015 và </w:t>
       </w:r>
       <w:proofErr w:type="spellStart"/>
       <w:r>
@@ -719,6 +701,7 @@
         <w:t>nam</w:t>
       </w:r>
       <w:proofErr w:type="spellEnd"/>
+      <w:proofErr w:type="gramStart"/>
       <w:r>
         <w:rPr>
           <w:rFonts w:ascii="TCM Pro" w:hAnsi="TCM Pro" w:cs="Arial"/>
@@ -734,7 +717,16 @@
           <w:szCs w:val="22"/>
           <w:lang w:val="vi-VN"/>
         </w:rPr>
-        <w:t xml:space="preserve">, </w:t>
+        <w:t>,</w:t>
+      </w:r>
+      <w:proofErr w:type="gramEnd"/>
+      <w:r>
+        <w:rPr>
+          <w:rFonts w:ascii="TCM Pro" w:hAnsi="TCM Pro" w:cs="Arial"/>
+          <w:szCs w:val="22"/>
+          <w:lang w:val="vi-VN"/>
+        </w:rPr>
+        <w:t xml:space="preserve"> </w:t>
       </w:r>
       <w:r>
         <w:rPr>
@@ -790,23 +782,7 @@
           <w:rFonts w:ascii="TCM Pro" w:hAnsi="TCM Pro" w:cs="Arial"/>
           <w:szCs w:val="22"/>
         </w:rPr>
-        <w:t xml:space="preserve"> </w:t>
-      </w:r>
-      <w:proofErr w:type="spellStart"/>
-      <w:r>
-        <w:rPr>
-          <w:rFonts w:ascii="TCM Pro" w:hAnsi="TCM Pro" w:cs="Arial"/>
-          <w:szCs w:val="22"/>
-        </w:rPr>
-        <w:t>và</w:t>
-      </w:r>
-      <w:proofErr w:type="spellEnd"/>
-      <w:r>
-        <w:rPr>
-          <w:rFonts w:ascii="TCM Pro" w:hAnsi="TCM Pro" w:cs="Arial"/>
-          <w:szCs w:val="22"/>
-        </w:rPr>
-        <w:t xml:space="preserve"> </w:t>
+        <w:t xml:space="preserve"> và </w:t>
       </w:r>
       <w:proofErr w:type="spellStart"/>
       <w:r>
@@ -928,7 +904,29 @@
           <w:sz w:val="22"/>
           <w:szCs w:val="22"/>
         </w:rPr>
-        <w:t>CÔNG TY TNHH THƯƠNG MẠI VÀ DỊCH VỤ  Ô TÔ PHÚC ANH</w:t>
+        <w:t xml:space="preserve">CÔNG TY TNHH THƯƠNG MẠI VÀ DỊCH </w:t>
+      </w:r>
+      <w:proofErr w:type="gramStart"/>
+      <w:r>
+        <w:rPr>
+          <w:rFonts w:ascii="TCM Pro" w:hAnsi="TCM Pro" w:cs="Arial"/>
+          <w:b/>
+          <w:bCs/>
+          <w:sz w:val="22"/>
+          <w:szCs w:val="22"/>
+        </w:rPr>
+        <w:t>VỤ  Ô</w:t>
+      </w:r>
+      <w:proofErr w:type="gramEnd"/>
+      <w:r>
+        <w:rPr>
+          <w:rFonts w:ascii="TCM Pro" w:hAnsi="TCM Pro" w:cs="Arial"/>
+          <w:b/>
+          <w:bCs/>
+          <w:sz w:val="22"/>
+          <w:szCs w:val="22"/>
+        </w:rPr>
+        <w:t xml:space="preserve"> TÔ PHÚC ANH</w:t>
       </w:r>
       <w:r>
         <w:rPr>
@@ -1181,7 +1179,16 @@
           <w:sz w:val="22"/>
           <w:szCs w:val="22"/>
         </w:rPr>
-        <w:t>02963 989 922</w:t>
+        <w:t xml:space="preserve">02963 989 </w:t>
+      </w:r>
+      <w:proofErr w:type="gramStart"/>
+      <w:r>
+        <w:rPr>
+          <w:rFonts w:ascii="TCM Pro" w:hAnsi="TCM Pro" w:cs="Arial"/>
+          <w:sz w:val="22"/>
+          <w:szCs w:val="22"/>
+        </w:rPr>
+        <w:t>922</w:t>
       </w:r>
       <w:r>
         <w:rPr>
@@ -1198,6 +1205,14 @@
           <w:szCs w:val="22"/>
         </w:rPr>
         <w:tab/>
+      </w:r>
+      <w:proofErr w:type="gramEnd"/>
+      <w:r>
+        <w:rPr>
+          <w:rFonts w:ascii="TCM Pro" w:hAnsi="TCM Pro" w:cs="Arial"/>
+          <w:sz w:val="22"/>
+          <w:szCs w:val="22"/>
+        </w:rPr>
         <w:t xml:space="preserve">Fax: </w:t>
       </w:r>
       <w:r>
@@ -1477,7 +1492,6 @@
           <w:rFonts w:ascii="Hyundai Sans Text" w:hAnsi="Hyundai Sans Text" w:cs="Arial"/>
           <w:sz w:val="22"/>
           <w:szCs w:val="22"/>
-          <w:lang w:val="vi-VN"/>
         </w:rPr>
       </w:pPr>
       <w:proofErr w:type="spellStart"/>
@@ -1558,21 +1572,40 @@
         </w:rPr>
         <w:t xml:space="preserve">  </w:t>
       </w:r>
+      <w:proofErr w:type="spellStart"/>
       <w:r>
         <w:rPr>
           <w:rFonts w:ascii="Hyundai Sans Text" w:hAnsi="Hyundai Sans Text" w:cs="Arial"/>
           <w:sz w:val="22"/>
           <w:szCs w:val="22"/>
-          <w:lang w:val="vi-VN"/>
-        </w:rPr>
-        <w:t>Tài khoản</w:t>
-      </w:r>
+        </w:rPr>
+        <w:t>Tài</w:t>
+      </w:r>
+      <w:proofErr w:type="spellEnd"/>
       <w:r>
         <w:rPr>
           <w:rFonts w:ascii="Hyundai Sans Text" w:hAnsi="Hyundai Sans Text" w:cs="Arial"/>
           <w:sz w:val="22"/>
           <w:szCs w:val="22"/>
         </w:rPr>
+        <w:t xml:space="preserve"> </w:t>
+      </w:r>
+      <w:proofErr w:type="spellStart"/>
+      <w:r>
+        <w:rPr>
+          <w:rFonts w:ascii="Hyundai Sans Text" w:hAnsi="Hyundai Sans Text" w:cs="Arial"/>
+          <w:sz w:val="22"/>
+          <w:szCs w:val="22"/>
+        </w:rPr>
+        <w:t>khoản</w:t>
+      </w:r>
+      <w:proofErr w:type="spellEnd"/>
+      <w:r>
+        <w:rPr>
+          <w:rFonts w:ascii="Hyundai Sans Text" w:hAnsi="Hyundai Sans Text" w:cs="Arial"/>
+          <w:sz w:val="22"/>
+          <w:szCs w:val="22"/>
+        </w:rPr>
         <w:t xml:space="preserve"> (1)</w:t>
       </w:r>
       <w:r>
@@ -1582,15 +1615,33 @@
           <w:szCs w:val="22"/>
         </w:rPr>
         <w:tab/>
-        <w:t xml:space="preserve">: 54 0000 68 66666  - </w:t>
-      </w:r>
-      <w:proofErr w:type="spellStart"/>
+        <w:t xml:space="preserve">: 54 0000 68 </w:t>
+      </w:r>
+      <w:proofErr w:type="gramStart"/>
       <w:r>
         <w:rPr>
           <w:rFonts w:ascii="Hyundai Sans Text" w:hAnsi="Hyundai Sans Text" w:cs="Arial"/>
           <w:sz w:val="22"/>
           <w:szCs w:val="22"/>
         </w:rPr>
+        <w:t>66666  -</w:t>
+      </w:r>
+      <w:proofErr w:type="gramEnd"/>
+      <w:r>
+        <w:rPr>
+          <w:rFonts w:ascii="Hyundai Sans Text" w:hAnsi="Hyundai Sans Text" w:cs="Arial"/>
+          <w:sz w:val="22"/>
+          <w:szCs w:val="22"/>
+        </w:rPr>
+        <w:t xml:space="preserve"> </w:t>
+      </w:r>
+      <w:proofErr w:type="spellStart"/>
+      <w:r>
+        <w:rPr>
+          <w:rFonts w:ascii="Hyundai Sans Text" w:hAnsi="Hyundai Sans Text" w:cs="Arial"/>
+          <w:sz w:val="22"/>
+          <w:szCs w:val="22"/>
+        </w:rPr>
         <w:t>Tại</w:t>
       </w:r>
       <w:proofErr w:type="spellEnd"/>
@@ -1645,7 +1696,7 @@
           <w:sz w:val="22"/>
           <w:szCs w:val="22"/>
         </w:rPr>
-        <w:t>Xăng</w:t>
+        <w:t>Thịnh</w:t>
       </w:r>
       <w:proofErr w:type="spellEnd"/>
       <w:r>
@@ -1663,7 +1714,7 @@
           <w:sz w:val="22"/>
           <w:szCs w:val="22"/>
         </w:rPr>
-        <w:t>dầu</w:t>
+        <w:t>vượng</w:t>
       </w:r>
       <w:proofErr w:type="spellEnd"/>
       <w:r>
@@ -1672,7 +1723,7 @@
           <w:sz w:val="22"/>
           <w:szCs w:val="22"/>
         </w:rPr>
-        <w:t xml:space="preserve"> ( </w:t>
+        <w:t xml:space="preserve"> và </w:t>
       </w:r>
       <w:proofErr w:type="spellStart"/>
       <w:r>
@@ -1681,7 +1732,7 @@
           <w:sz w:val="22"/>
           <w:szCs w:val="22"/>
         </w:rPr>
-        <w:t>Petrolimex</w:t>
+        <w:t>Phát</w:t>
       </w:r>
       <w:proofErr w:type="spellEnd"/>
       <w:r>
@@ -1690,7 +1741,25 @@
           <w:sz w:val="22"/>
           <w:szCs w:val="22"/>
         </w:rPr>
-        <w:t>) - CN An Giang</w:t>
+        <w:t xml:space="preserve"> </w:t>
+      </w:r>
+      <w:proofErr w:type="spellStart"/>
+      <w:r>
+        <w:rPr>
+          <w:rFonts w:ascii="Hyundai Sans Text" w:hAnsi="Hyundai Sans Text" w:cs="Arial"/>
+          <w:sz w:val="22"/>
+          <w:szCs w:val="22"/>
+        </w:rPr>
+        <w:t>triển</w:t>
+      </w:r>
+      <w:proofErr w:type="spellEnd"/>
+      <w:r>
+        <w:rPr>
+          <w:rFonts w:ascii="Hyundai Sans Text" w:hAnsi="Hyundai Sans Text" w:cs="Arial"/>
+          <w:sz w:val="22"/>
+          <w:szCs w:val="22"/>
+        </w:rPr>
+        <w:t xml:space="preserve"> - CN An Giang</w:t>
       </w:r>
     </w:p>
     <w:p>
@@ -1715,21 +1784,40 @@
         </w:rPr>
         <w:t xml:space="preserve">  </w:t>
       </w:r>
+      <w:proofErr w:type="spellStart"/>
       <w:r>
         <w:rPr>
           <w:rFonts w:ascii="Hyundai Sans Text" w:hAnsi="Hyundai Sans Text" w:cs="Arial"/>
           <w:sz w:val="22"/>
           <w:szCs w:val="22"/>
-          <w:lang w:val="vi-VN"/>
-        </w:rPr>
-        <w:t>Tài khoản</w:t>
-      </w:r>
+        </w:rPr>
+        <w:t>Tài</w:t>
+      </w:r>
+      <w:proofErr w:type="spellEnd"/>
       <w:r>
         <w:rPr>
           <w:rFonts w:ascii="Hyundai Sans Text" w:hAnsi="Hyundai Sans Text" w:cs="Arial"/>
           <w:sz w:val="22"/>
           <w:szCs w:val="22"/>
         </w:rPr>
+        <w:t xml:space="preserve"> </w:t>
+      </w:r>
+      <w:proofErr w:type="spellStart"/>
+      <w:r>
+        <w:rPr>
+          <w:rFonts w:ascii="Hyundai Sans Text" w:hAnsi="Hyundai Sans Text" w:cs="Arial"/>
+          <w:sz w:val="22"/>
+          <w:szCs w:val="22"/>
+        </w:rPr>
+        <w:t>khoản</w:t>
+      </w:r>
+      <w:proofErr w:type="spellEnd"/>
+      <w:r>
+        <w:rPr>
+          <w:rFonts w:ascii="Hyundai Sans Text" w:hAnsi="Hyundai Sans Text" w:cs="Arial"/>
+          <w:sz w:val="22"/>
+          <w:szCs w:val="22"/>
+        </w:rPr>
         <w:t xml:space="preserve"> (2)</w:t>
       </w:r>
       <w:r>
@@ -1739,7 +1827,7 @@
           <w:szCs w:val="22"/>
         </w:rPr>
         <w:tab/>
-        <w:t xml:space="preserve">: 1186 4284 6666  -  </w:t>
+        <w:t xml:space="preserve">: 3578 999 999 - </w:t>
       </w:r>
       <w:proofErr w:type="spellStart"/>
       <w:r>
@@ -1748,7 +1836,7 @@
           <w:sz w:val="22"/>
           <w:szCs w:val="22"/>
         </w:rPr>
-        <w:t>Tại</w:t>
+        <w:t>Ngân</w:t>
       </w:r>
       <w:proofErr w:type="spellEnd"/>
       <w:r>
@@ -1766,7 +1854,7 @@
           <w:sz w:val="22"/>
           <w:szCs w:val="22"/>
         </w:rPr>
-        <w:t>ngân</w:t>
+        <w:t>Hàng</w:t>
       </w:r>
       <w:proofErr w:type="spellEnd"/>
       <w:r>
@@ -1775,7 +1863,7 @@
           <w:sz w:val="22"/>
           <w:szCs w:val="22"/>
         </w:rPr>
-        <w:t xml:space="preserve"> </w:t>
+        <w:t xml:space="preserve"> TMCP </w:t>
       </w:r>
       <w:proofErr w:type="spellStart"/>
       <w:r>
@@ -1784,7 +1872,7 @@
           <w:sz w:val="22"/>
           <w:szCs w:val="22"/>
         </w:rPr>
-        <w:t>hàng</w:t>
+        <w:t>Việt</w:t>
       </w:r>
       <w:proofErr w:type="spellEnd"/>
       <w:r>
@@ -1793,7 +1881,7 @@
           <w:sz w:val="22"/>
           <w:szCs w:val="22"/>
         </w:rPr>
-        <w:t xml:space="preserve"> </w:t>
+        <w:t xml:space="preserve"> Nam </w:t>
       </w:r>
       <w:proofErr w:type="spellStart"/>
       <w:r>
@@ -1802,7 +1890,7 @@
           <w:sz w:val="22"/>
           <w:szCs w:val="22"/>
         </w:rPr>
-        <w:t>Công</w:t>
+        <w:t>Thịnh</w:t>
       </w:r>
       <w:proofErr w:type="spellEnd"/>
       <w:r>
@@ -1820,7 +1908,7 @@
           <w:sz w:val="22"/>
           <w:szCs w:val="22"/>
         </w:rPr>
-        <w:t>thương</w:t>
+        <w:t>Vượng</w:t>
       </w:r>
       <w:proofErr w:type="spellEnd"/>
       <w:r>
@@ -1829,25 +1917,7 @@
           <w:sz w:val="22"/>
           <w:szCs w:val="22"/>
         </w:rPr>
-        <w:t xml:space="preserve">  (</w:t>
-      </w:r>
-      <w:proofErr w:type="spellStart"/>
-      <w:r>
-        <w:rPr>
-          <w:rFonts w:ascii="Hyundai Sans Text" w:hAnsi="Hyundai Sans Text" w:cs="Arial"/>
-          <w:sz w:val="22"/>
-          <w:szCs w:val="22"/>
-        </w:rPr>
-        <w:t>Vietinbank</w:t>
-      </w:r>
-      <w:proofErr w:type="spellEnd"/>
-      <w:r>
-        <w:rPr>
-          <w:rFonts w:ascii="Hyundai Sans Text" w:hAnsi="Hyundai Sans Text" w:cs="Arial"/>
-          <w:sz w:val="22"/>
-          <w:szCs w:val="22"/>
-        </w:rPr>
-        <w:t>) - CN An Giang</w:t>
+        <w:t xml:space="preserve"> – VP Bank</w:t>
       </w:r>
     </w:p>
     <w:p>
@@ -1872,21 +1942,40 @@
         </w:rPr>
         <w:t xml:space="preserve">  </w:t>
       </w:r>
+      <w:proofErr w:type="spellStart"/>
       <w:r>
         <w:rPr>
           <w:rFonts w:ascii="Hyundai Sans Text" w:hAnsi="Hyundai Sans Text" w:cs="Arial"/>
           <w:sz w:val="22"/>
           <w:szCs w:val="22"/>
-          <w:lang w:val="vi-VN"/>
-        </w:rPr>
-        <w:t>Tài khoản</w:t>
-      </w:r>
+        </w:rPr>
+        <w:t>Tài</w:t>
+      </w:r>
+      <w:proofErr w:type="spellEnd"/>
       <w:r>
         <w:rPr>
           <w:rFonts w:ascii="Hyundai Sans Text" w:hAnsi="Hyundai Sans Text" w:cs="Arial"/>
           <w:sz w:val="22"/>
           <w:szCs w:val="22"/>
         </w:rPr>
+        <w:t xml:space="preserve"> </w:t>
+      </w:r>
+      <w:proofErr w:type="spellStart"/>
+      <w:r>
+        <w:rPr>
+          <w:rFonts w:ascii="Hyundai Sans Text" w:hAnsi="Hyundai Sans Text" w:cs="Arial"/>
+          <w:sz w:val="22"/>
+          <w:szCs w:val="22"/>
+        </w:rPr>
+        <w:t>khoản</w:t>
+      </w:r>
+      <w:proofErr w:type="spellEnd"/>
+      <w:r>
+        <w:rPr>
+          <w:rFonts w:ascii="Hyundai Sans Text" w:hAnsi="Hyundai Sans Text" w:cs="Arial"/>
+          <w:sz w:val="22"/>
+          <w:szCs w:val="22"/>
+        </w:rPr>
         <w:t xml:space="preserve"> (3)</w:t>
       </w:r>
       <w:r>
@@ -1896,15 +1985,31 @@
           <w:szCs w:val="22"/>
         </w:rPr>
         <w:tab/>
-        <w:t xml:space="preserve">: 7011 0000 465 200  -  </w:t>
-      </w:r>
-      <w:proofErr w:type="spellStart"/>
+        <w:t>:</w:t>
+      </w:r>
       <w:r>
         <w:rPr>
           <w:rFonts w:ascii="Hyundai Sans Text" w:hAnsi="Hyundai Sans Text" w:cs="Arial"/>
           <w:sz w:val="22"/>
           <w:szCs w:val="22"/>
         </w:rPr>
+        <w:t xml:space="preserve"> </w:t>
+      </w:r>
+      <w:r>
+        <w:rPr>
+          <w:rFonts w:ascii="Hyundai Sans Text" w:hAnsi="Hyundai Sans Text" w:cs="Arial"/>
+          <w:sz w:val="22"/>
+          <w:szCs w:val="22"/>
+        </w:rPr>
+        <w:t xml:space="preserve">1352 999 999 - </w:t>
+      </w:r>
+      <w:proofErr w:type="spellStart"/>
+      <w:r>
+        <w:rPr>
+          <w:rFonts w:ascii="Hyundai Sans Text" w:hAnsi="Hyundai Sans Text" w:cs="Arial"/>
+          <w:sz w:val="22"/>
+          <w:szCs w:val="22"/>
+        </w:rPr>
         <w:t>Tại</w:t>
       </w:r>
       <w:proofErr w:type="spellEnd"/>
@@ -1923,7 +2028,7 @@
           <w:sz w:val="22"/>
           <w:szCs w:val="22"/>
         </w:rPr>
-        <w:t>Đầu</w:t>
+        <w:t>Ngoại</w:t>
       </w:r>
       <w:proofErr w:type="spellEnd"/>
       <w:r>
@@ -1941,7 +2046,7 @@
           <w:sz w:val="22"/>
           <w:szCs w:val="22"/>
         </w:rPr>
-        <w:t>tư</w:t>
+        <w:t>thương</w:t>
       </w:r>
       <w:proofErr w:type="spellEnd"/>
       <w:r>
@@ -1959,7 +2064,7 @@
           <w:sz w:val="22"/>
           <w:szCs w:val="22"/>
         </w:rPr>
-        <w:t>và</w:t>
+        <w:t>Việt</w:t>
       </w:r>
       <w:proofErr w:type="spellEnd"/>
       <w:r>
@@ -1968,7 +2073,7 @@
           <w:sz w:val="22"/>
           <w:szCs w:val="22"/>
         </w:rPr>
-        <w:t xml:space="preserve"> </w:t>
+        <w:t xml:space="preserve"> Nam (</w:t>
       </w:r>
       <w:proofErr w:type="spellStart"/>
       <w:r>
@@ -1977,7 +2082,7 @@
           <w:sz w:val="22"/>
           <w:szCs w:val="22"/>
         </w:rPr>
-        <w:t>Phát</w:t>
+        <w:t>Vietcombank</w:t>
       </w:r>
       <w:proofErr w:type="spellEnd"/>
       <w:r>
@@ -1986,25 +2091,25 @@
           <w:sz w:val="22"/>
           <w:szCs w:val="22"/>
         </w:rPr>
-        <w:t xml:space="preserve"> </w:t>
-      </w:r>
-      <w:proofErr w:type="spellStart"/>
+        <w:t xml:space="preserve">) - CN </w:t>
+      </w:r>
+      <w:proofErr w:type="gramStart"/>
       <w:r>
         <w:rPr>
           <w:rFonts w:ascii="Hyundai Sans Text" w:hAnsi="Hyundai Sans Text" w:cs="Arial"/>
           <w:sz w:val="22"/>
           <w:szCs w:val="22"/>
         </w:rPr>
-        <w:t>triển</w:t>
-      </w:r>
-      <w:proofErr w:type="spellEnd"/>
+        <w:t>An</w:t>
+      </w:r>
+      <w:proofErr w:type="gramEnd"/>
       <w:r>
         <w:rPr>
           <w:rFonts w:ascii="Hyundai Sans Text" w:hAnsi="Hyundai Sans Text" w:cs="Arial"/>
           <w:sz w:val="22"/>
           <w:szCs w:val="22"/>
         </w:rPr>
-        <w:t xml:space="preserve"> VN (BIDV) - CN An Giang</w:t>
+        <w:t xml:space="preserve"> Giang</w:t>
       </w:r>
     </w:p>
     <w:p>
@@ -2016,164 +2121,6 @@
         <w:contextualSpacing/>
         <w:jc w:val="both"/>
         <w:rPr>
-          <w:rFonts w:ascii="Hyundai Sans Text" w:hAnsi="Hyundai Sans Text" w:cs="Arial"/>
-          <w:sz w:val="22"/>
-          <w:szCs w:val="22"/>
-        </w:rPr>
-      </w:pPr>
-      <w:r>
-        <w:rPr>
-          <w:rFonts w:ascii="Hyundai Sans Text" w:hAnsi="Hyundai Sans Text" w:cs="Arial"/>
-          <w:sz w:val="22"/>
-          <w:szCs w:val="22"/>
-        </w:rPr>
-        <w:t xml:space="preserve">  </w:t>
-      </w:r>
-      <w:r>
-        <w:rPr>
-          <w:rFonts w:ascii="Hyundai Sans Text" w:hAnsi="Hyundai Sans Text" w:cs="Arial"/>
-          <w:sz w:val="22"/>
-          <w:szCs w:val="22"/>
-          <w:lang w:val="vi-VN"/>
-        </w:rPr>
-        <w:t>Tài khoản</w:t>
-      </w:r>
-      <w:r>
-        <w:rPr>
-          <w:rFonts w:ascii="Hyundai Sans Text" w:hAnsi="Hyundai Sans Text" w:cs="Arial"/>
-          <w:sz w:val="22"/>
-          <w:szCs w:val="22"/>
-        </w:rPr>
-        <w:t xml:space="preserve"> (4)</w:t>
-      </w:r>
-      <w:r>
-        <w:rPr>
-          <w:rFonts w:ascii="Hyundai Sans Text" w:hAnsi="Hyundai Sans Text" w:cs="Arial"/>
-          <w:sz w:val="22"/>
-          <w:szCs w:val="22"/>
-        </w:rPr>
-        <w:tab/>
-        <w:t xml:space="preserve">: 1352 999 999  </w:t>
-      </w:r>
-      <w:r>
-        <w:rPr>
-          <w:rFonts w:ascii="Hyundai Sans Text" w:hAnsi="Hyundai Sans Text" w:cs="Arial"/>
-          <w:spacing w:val="-6"/>
-          <w:sz w:val="22"/>
-          <w:szCs w:val="22"/>
-        </w:rPr>
-        <w:t xml:space="preserve">-  </w:t>
-      </w:r>
-      <w:proofErr w:type="spellStart"/>
-      <w:r>
-        <w:rPr>
-          <w:rFonts w:ascii="Hyundai Sans Text" w:hAnsi="Hyundai Sans Text" w:cs="Arial"/>
-          <w:spacing w:val="-6"/>
-          <w:sz w:val="22"/>
-          <w:szCs w:val="22"/>
-        </w:rPr>
-        <w:t>Tại</w:t>
-      </w:r>
-      <w:proofErr w:type="spellEnd"/>
-      <w:r>
-        <w:rPr>
-          <w:rFonts w:ascii="Hyundai Sans Text" w:hAnsi="Hyundai Sans Text" w:cs="Arial"/>
-          <w:spacing w:val="-6"/>
-          <w:sz w:val="22"/>
-          <w:szCs w:val="22"/>
-        </w:rPr>
-        <w:t xml:space="preserve"> NH TMCP </w:t>
-      </w:r>
-      <w:proofErr w:type="spellStart"/>
-      <w:r>
-        <w:rPr>
-          <w:rFonts w:ascii="Hyundai Sans Text" w:hAnsi="Hyundai Sans Text" w:cs="Arial"/>
-          <w:spacing w:val="-6"/>
-          <w:sz w:val="22"/>
-          <w:szCs w:val="22"/>
-        </w:rPr>
-        <w:t>Ngoại</w:t>
-      </w:r>
-      <w:proofErr w:type="spellEnd"/>
-      <w:r>
-        <w:rPr>
-          <w:rFonts w:ascii="Hyundai Sans Text" w:hAnsi="Hyundai Sans Text" w:cs="Arial"/>
-          <w:spacing w:val="-6"/>
-          <w:sz w:val="22"/>
-          <w:szCs w:val="22"/>
-        </w:rPr>
-        <w:t xml:space="preserve"> </w:t>
-      </w:r>
-      <w:proofErr w:type="spellStart"/>
-      <w:r>
-        <w:rPr>
-          <w:rFonts w:ascii="Hyundai Sans Text" w:hAnsi="Hyundai Sans Text" w:cs="Arial"/>
-          <w:spacing w:val="-6"/>
-          <w:sz w:val="22"/>
-          <w:szCs w:val="22"/>
-        </w:rPr>
-        <w:t>thương</w:t>
-      </w:r>
-      <w:proofErr w:type="spellEnd"/>
-      <w:r>
-        <w:rPr>
-          <w:rFonts w:ascii="Hyundai Sans Text" w:hAnsi="Hyundai Sans Text" w:cs="Arial"/>
-          <w:spacing w:val="-6"/>
-          <w:sz w:val="22"/>
-          <w:szCs w:val="22"/>
-        </w:rPr>
-        <w:t xml:space="preserve"> </w:t>
-      </w:r>
-      <w:proofErr w:type="spellStart"/>
-      <w:r>
-        <w:rPr>
-          <w:rFonts w:ascii="Hyundai Sans Text" w:hAnsi="Hyundai Sans Text" w:cs="Arial"/>
-          <w:spacing w:val="-6"/>
-          <w:sz w:val="22"/>
-          <w:szCs w:val="22"/>
-        </w:rPr>
-        <w:t>Việt</w:t>
-      </w:r>
-      <w:proofErr w:type="spellEnd"/>
-      <w:r>
-        <w:rPr>
-          <w:rFonts w:ascii="Hyundai Sans Text" w:hAnsi="Hyundai Sans Text" w:cs="Arial"/>
-          <w:spacing w:val="-6"/>
-          <w:sz w:val="22"/>
-          <w:szCs w:val="22"/>
-        </w:rPr>
-        <w:t xml:space="preserve"> Nam (</w:t>
-      </w:r>
-      <w:proofErr w:type="spellStart"/>
-      <w:r>
-        <w:rPr>
-          <w:rFonts w:ascii="Hyundai Sans Text" w:hAnsi="Hyundai Sans Text" w:cs="Arial"/>
-          <w:spacing w:val="-6"/>
-          <w:sz w:val="22"/>
-          <w:szCs w:val="22"/>
-        </w:rPr>
-        <w:t>Vietcombank</w:t>
-      </w:r>
-      <w:proofErr w:type="spellEnd"/>
-      <w:r>
-        <w:rPr>
-          <w:rFonts w:ascii="Hyundai Sans Text" w:hAnsi="Hyundai Sans Text" w:cs="Arial"/>
-          <w:spacing w:val="-6"/>
-          <w:sz w:val="22"/>
-          <w:szCs w:val="22"/>
-        </w:rPr>
-        <w:t>) - CN An Giang</w:t>
-      </w:r>
-    </w:p>
-    <w:p>
-      <w:pPr>
-        <w:tabs>
-          <w:tab w:val="left" w:pos="1800"/>
-        </w:tabs>
-        <w:spacing w:before="60"/>
-        <w:contextualSpacing/>
-        <w:jc w:val="both"/>
-        <w:rPr>
           <w:rFonts w:ascii="TCM Pro" w:hAnsi="TCM Pro" w:cs="Arial"/>
           <w:sz w:val="22"/>
           <w:szCs w:val="22"/>
@@ -2202,15 +2149,33 @@
           <w:sz w:val="22"/>
           <w:szCs w:val="22"/>
         </w:rPr>
-        <w:t>${sale}</w:t>
-      </w:r>
-      <w:r>
-        <w:rPr>
-          <w:rFonts w:ascii="TCM Pro" w:hAnsi="TCM Pro" w:cs="Arial"/>
-          <w:sz w:val="22"/>
-          <w:szCs w:val="22"/>
-        </w:rPr>
-        <w:t xml:space="preserve">          ; </w:t>
+        <w:t>${</w:t>
+      </w:r>
+      <w:proofErr w:type="gramStart"/>
+      <w:r>
+        <w:rPr>
+          <w:rFonts w:ascii="TCM Pro" w:hAnsi="TCM Pro" w:cs="Arial"/>
+          <w:sz w:val="22"/>
+          <w:szCs w:val="22"/>
+        </w:rPr>
+        <w:t>sale}</w:t>
+      </w:r>
+      <w:r>
+        <w:rPr>
+          <w:rFonts w:ascii="TCM Pro" w:hAnsi="TCM Pro" w:cs="Arial"/>
+          <w:sz w:val="22"/>
+          <w:szCs w:val="22"/>
+        </w:rPr>
+        <w:t xml:space="preserve">   </w:t>
+      </w:r>
+      <w:proofErr w:type="gramEnd"/>
+      <w:r>
+        <w:rPr>
+          <w:rFonts w:ascii="TCM Pro" w:hAnsi="TCM Pro" w:cs="Arial"/>
+          <w:sz w:val="22"/>
+          <w:szCs w:val="22"/>
+        </w:rPr>
+        <w:t xml:space="preserve">       ; </w:t>
       </w:r>
       <w:proofErr w:type="spellStart"/>
       <w:r>
@@ -2310,16 +2275,37 @@
           <w:sz w:val="22"/>
           <w:szCs w:val="22"/>
         </w:rPr>
-        <w:t>BÊN MUA</w:t>
-      </w:r>
-      <w:r>
-        <w:rPr>
-          <w:rFonts w:ascii="TCM Pro" w:hAnsi="TCM Pro" w:cs="Arial"/>
+        <w:t xml:space="preserve">BÊN </w:t>
+      </w:r>
+      <w:proofErr w:type="gramStart"/>
+      <w:r>
+        <w:rPr>
+          <w:rFonts w:ascii="TCM Pro" w:hAnsi="TCM Pro" w:cs="Arial"/>
+          <w:b/>
           <w:bCs/>
           <w:sz w:val="22"/>
           <w:szCs w:val="22"/>
         </w:rPr>
-        <w:t>(BÊN B</w:t>
+        <w:t>MUA</w:t>
+      </w:r>
+      <w:r>
+        <w:rPr>
+          <w:rFonts w:ascii="TCM Pro" w:hAnsi="TCM Pro" w:cs="Arial"/>
+          <w:bCs/>
+          <w:sz w:val="22"/>
+          <w:szCs w:val="22"/>
+        </w:rPr>
+        <w:t>(</w:t>
+      </w:r>
+      <w:proofErr w:type="gramEnd"/>
+      <w:r>
+        <w:rPr>
+          <w:rFonts w:ascii="TCM Pro" w:hAnsi="TCM Pro" w:cs="Arial"/>
+          <w:bCs/>
+          <w:sz w:val="22"/>
+          <w:szCs w:val="22"/>
+        </w:rPr>
+        <w:t>BÊN B</w:t>
       </w:r>
       <w:r>
         <w:rPr>
@@ -2636,6 +2622,7 @@
         <w:t>${</w:t>
       </w:r>
       <w:proofErr w:type="spellStart"/>
+      <w:proofErr w:type="gramStart"/>
       <w:r>
         <w:rPr>
           <w:rFonts w:ascii="TCM Pro" w:hAnsi="TCM Pro" w:cs="Arial"/>
@@ -2659,7 +2646,16 @@
           <w:sz w:val="22"/>
           <w:szCs w:val="22"/>
         </w:rPr>
-        <w:t xml:space="preserve">        </w:t>
+        <w:t xml:space="preserve">   </w:t>
+      </w:r>
+      <w:proofErr w:type="gramEnd"/>
+      <w:r>
+        <w:rPr>
+          <w:rFonts w:ascii="TCM Pro" w:hAnsi="TCM Pro" w:cs="Arial"/>
+          <w:sz w:val="22"/>
+          <w:szCs w:val="22"/>
+        </w:rPr>
+        <w:t xml:space="preserve">     </w:t>
       </w:r>
       <w:proofErr w:type="spellStart"/>
       <w:r>
@@ -4418,29 +4414,7 @@
           <w:sz w:val="22"/>
           <w:szCs w:val="22"/>
         </w:rPr>
-        <w:t xml:space="preserve"> </w:t>
-      </w:r>
-      <w:proofErr w:type="spellStart"/>
-      <w:r>
-        <w:rPr>
-          <w:rFonts w:ascii="TCM Pro" w:hAnsi="TCM Pro" w:cs="Arial"/>
-          <w:bCs/>
-          <w:iCs/>
-          <w:sz w:val="22"/>
-          <w:szCs w:val="22"/>
-        </w:rPr>
-        <w:t>và</w:t>
-      </w:r>
-      <w:proofErr w:type="spellEnd"/>
-      <w:r>
-        <w:rPr>
-          <w:rFonts w:ascii="TCM Pro" w:hAnsi="TCM Pro" w:cs="Arial"/>
-          <w:bCs/>
-          <w:iCs/>
-          <w:sz w:val="22"/>
-          <w:szCs w:val="22"/>
-        </w:rPr>
-        <w:t xml:space="preserve"> </w:t>
+        <w:t xml:space="preserve"> và </w:t>
       </w:r>
       <w:proofErr w:type="spellStart"/>
       <w:r>
@@ -4558,6 +4532,7 @@
         <w:t xml:space="preserve"> </w:t>
       </w:r>
       <w:proofErr w:type="spellStart"/>
+      <w:proofErr w:type="gramStart"/>
       <w:r>
         <w:rPr>
           <w:rFonts w:ascii="TCM Pro" w:hAnsi="TCM Pro" w:cs="Arial"/>
@@ -4578,9 +4553,9 @@
           <w:sz w:val="22"/>
           <w:szCs w:val="22"/>
         </w:rPr>
-        <w:t xml:space="preserve"> :  Theo </w:t>
-      </w:r>
-      <w:proofErr w:type="spellStart"/>
+        <w:t xml:space="preserve"> :</w:t>
+      </w:r>
+      <w:proofErr w:type="gramEnd"/>
       <w:r>
         <w:rPr>
           <w:rFonts w:ascii="TCM Pro" w:hAnsi="TCM Pro" w:cs="Arial"/>
@@ -4589,9 +4564,9 @@
           <w:sz w:val="22"/>
           <w:szCs w:val="22"/>
         </w:rPr>
-        <w:t>tiêu</w:t>
-      </w:r>
-      <w:proofErr w:type="spellEnd"/>
+        <w:t xml:space="preserve">  Theo </w:t>
+      </w:r>
+      <w:proofErr w:type="spellStart"/>
       <w:r>
         <w:rPr>
           <w:rFonts w:ascii="TCM Pro" w:hAnsi="TCM Pro" w:cs="Arial"/>
@@ -4600,9 +4575,9 @@
           <w:sz w:val="22"/>
           <w:szCs w:val="22"/>
         </w:rPr>
-        <w:t xml:space="preserve"> </w:t>
-      </w:r>
-      <w:proofErr w:type="spellStart"/>
+        <w:t>tiêu</w:t>
+      </w:r>
+      <w:proofErr w:type="spellEnd"/>
       <w:r>
         <w:rPr>
           <w:rFonts w:ascii="TCM Pro" w:hAnsi="TCM Pro" w:cs="Arial"/>
@@ -4611,9 +4586,9 @@
           <w:sz w:val="22"/>
           <w:szCs w:val="22"/>
         </w:rPr>
-        <w:t>chuẩn</w:t>
-      </w:r>
-      <w:proofErr w:type="spellEnd"/>
+        <w:t xml:space="preserve"> </w:t>
+      </w:r>
+      <w:proofErr w:type="spellStart"/>
       <w:r>
         <w:rPr>
           <w:rFonts w:ascii="TCM Pro" w:hAnsi="TCM Pro" w:cs="Arial"/>
@@ -4622,9 +4597,9 @@
           <w:sz w:val="22"/>
           <w:szCs w:val="22"/>
         </w:rPr>
-        <w:t xml:space="preserve"> </w:t>
-      </w:r>
-      <w:proofErr w:type="spellStart"/>
+        <w:t>chuẩn</w:t>
+      </w:r>
+      <w:proofErr w:type="spellEnd"/>
       <w:r>
         <w:rPr>
           <w:rFonts w:ascii="TCM Pro" w:hAnsi="TCM Pro" w:cs="Arial"/>
@@ -4633,7 +4608,7 @@
           <w:sz w:val="22"/>
           <w:szCs w:val="22"/>
         </w:rPr>
-        <w:t>củ</w:t>
+        <w:t xml:space="preserve"> củ</w:t>
       </w:r>
       <w:r>
         <w:rPr>
@@ -4643,18 +4618,7 @@
           <w:sz w:val="22"/>
           <w:szCs w:val="22"/>
         </w:rPr>
-        <w:t>a</w:t>
-      </w:r>
-      <w:proofErr w:type="spellEnd"/>
-      <w:r>
-        <w:rPr>
-          <w:rFonts w:ascii="TCM Pro" w:hAnsi="TCM Pro" w:cs="Arial"/>
-          <w:bCs/>
-          <w:iCs/>
-          <w:sz w:val="22"/>
-          <w:szCs w:val="22"/>
-        </w:rPr>
-        <w:t xml:space="preserve"> Hyundai Thành </w:t>
+        <w:t xml:space="preserve">a Hyundai Thành </w:t>
       </w:r>
       <w:proofErr w:type="spellStart"/>
       <w:r>
@@ -5511,18 +5475,8 @@
           <w:sz w:val="22"/>
           <w:szCs w:val="22"/>
         </w:rPr>
-        <w:t xml:space="preserve"> </w:t>
-      </w:r>
-      <w:proofErr w:type="spellStart"/>
-      <w:r>
-        <w:rPr>
-          <w:rFonts w:ascii="TCM Pro" w:hAnsi="TCM Pro" w:cs="Arial"/>
-          <w:sz w:val="22"/>
-          <w:szCs w:val="22"/>
-        </w:rPr>
-        <w:t>và</w:t>
-      </w:r>
-      <w:proofErr w:type="spellEnd"/>
+        <w:t xml:space="preserve"> và</w:t>
+      </w:r>
       <w:r>
         <w:rPr>
           <w:rFonts w:ascii="TCM Pro" w:hAnsi="TCM Pro" w:cs="Arial"/>
@@ -5587,25 +5541,7 @@
           <w:sz w:val="22"/>
           <w:szCs w:val="22"/>
         </w:rPr>
-        <w:t xml:space="preserve"> </w:t>
-      </w:r>
-      <w:proofErr w:type="spellStart"/>
-      <w:r>
-        <w:rPr>
-          <w:rFonts w:ascii="TCM Pro" w:hAnsi="TCM Pro" w:cs="Arial"/>
-          <w:sz w:val="22"/>
-          <w:szCs w:val="22"/>
-        </w:rPr>
-        <w:t>và</w:t>
-      </w:r>
-      <w:proofErr w:type="spellEnd"/>
-      <w:r>
-        <w:rPr>
-          <w:rFonts w:ascii="TCM Pro" w:hAnsi="TCM Pro" w:cs="Arial"/>
-          <w:sz w:val="22"/>
-          <w:szCs w:val="22"/>
-        </w:rPr>
-        <w:t xml:space="preserve"> 02 </w:t>
+        <w:t xml:space="preserve"> và 02 </w:t>
       </w:r>
       <w:proofErr w:type="spellStart"/>
       <w:r>
@@ -6566,25 +6502,7 @@
           <w:sz w:val="22"/>
           <w:szCs w:val="22"/>
         </w:rPr>
-        <w:t xml:space="preserve"> </w:t>
-      </w:r>
-      <w:proofErr w:type="spellStart"/>
-      <w:r>
-        <w:rPr>
-          <w:rFonts w:ascii="TCM Pro" w:hAnsi="TCM Pro" w:cs="Arial"/>
-          <w:sz w:val="22"/>
-          <w:szCs w:val="22"/>
-        </w:rPr>
-        <w:t>của</w:t>
-      </w:r>
-      <w:proofErr w:type="spellEnd"/>
-      <w:r>
-        <w:rPr>
-          <w:rFonts w:ascii="TCM Pro" w:hAnsi="TCM Pro" w:cs="Arial"/>
-          <w:sz w:val="22"/>
-          <w:szCs w:val="22"/>
-        </w:rPr>
-        <w:t xml:space="preserve"> </w:t>
+        <w:t xml:space="preserve"> của </w:t>
       </w:r>
       <w:proofErr w:type="spellStart"/>
       <w:r>
@@ -6764,25 +6682,7 @@
           <w:sz w:val="22"/>
           <w:szCs w:val="22"/>
         </w:rPr>
-        <w:t xml:space="preserve"> </w:t>
-      </w:r>
-      <w:proofErr w:type="spellStart"/>
-      <w:r>
-        <w:rPr>
-          <w:rFonts w:ascii="TCM Pro" w:hAnsi="TCM Pro" w:cs="Arial"/>
-          <w:sz w:val="22"/>
-          <w:szCs w:val="22"/>
-        </w:rPr>
-        <w:t>của</w:t>
-      </w:r>
-      <w:proofErr w:type="spellEnd"/>
-      <w:r>
-        <w:rPr>
-          <w:rFonts w:ascii="TCM Pro" w:hAnsi="TCM Pro" w:cs="Arial"/>
-          <w:sz w:val="22"/>
-          <w:szCs w:val="22"/>
-        </w:rPr>
-        <w:t xml:space="preserve"> </w:t>
+        <w:t xml:space="preserve"> của </w:t>
       </w:r>
       <w:proofErr w:type="spellStart"/>
       <w:r>
@@ -7059,25 +6959,7 @@
           <w:sz w:val="22"/>
           <w:szCs w:val="22"/>
         </w:rPr>
-        <w:t xml:space="preserve"> B </w:t>
-      </w:r>
-      <w:proofErr w:type="spellStart"/>
-      <w:r>
-        <w:rPr>
-          <w:rFonts w:ascii="TCM Pro" w:hAnsi="TCM Pro" w:cs="Arial"/>
-          <w:sz w:val="22"/>
-          <w:szCs w:val="22"/>
-        </w:rPr>
-        <w:t>có</w:t>
-      </w:r>
-      <w:proofErr w:type="spellEnd"/>
-      <w:r>
-        <w:rPr>
-          <w:rFonts w:ascii="TCM Pro" w:hAnsi="TCM Pro" w:cs="Arial"/>
-          <w:sz w:val="22"/>
-          <w:szCs w:val="22"/>
-        </w:rPr>
-        <w:t xml:space="preserve"> </w:t>
+        <w:t xml:space="preserve"> B có </w:t>
       </w:r>
       <w:proofErr w:type="spellStart"/>
       <w:r>
@@ -7167,25 +7049,7 @@
           <w:sz w:val="22"/>
           <w:szCs w:val="22"/>
         </w:rPr>
-        <w:t xml:space="preserve"> tin </w:t>
-      </w:r>
-      <w:proofErr w:type="spellStart"/>
-      <w:r>
-        <w:rPr>
-          <w:rFonts w:ascii="TCM Pro" w:hAnsi="TCM Pro" w:cs="Arial"/>
-          <w:sz w:val="22"/>
-          <w:szCs w:val="22"/>
-        </w:rPr>
-        <w:t>của</w:t>
-      </w:r>
-      <w:proofErr w:type="spellEnd"/>
-      <w:r>
-        <w:rPr>
-          <w:rFonts w:ascii="TCM Pro" w:hAnsi="TCM Pro" w:cs="Arial"/>
-          <w:sz w:val="22"/>
-          <w:szCs w:val="22"/>
-        </w:rPr>
-        <w:t xml:space="preserve"> </w:t>
+        <w:t xml:space="preserve"> tin của </w:t>
       </w:r>
       <w:proofErr w:type="spellStart"/>
       <w:r>
@@ -7275,25 +7139,7 @@
           <w:sz w:val="22"/>
           <w:szCs w:val="22"/>
         </w:rPr>
-        <w:t xml:space="preserve">, </w:t>
-      </w:r>
-      <w:proofErr w:type="spellStart"/>
-      <w:r>
-        <w:rPr>
-          <w:rFonts w:ascii="TCM Pro" w:hAnsi="TCM Pro" w:cs="Arial"/>
-          <w:sz w:val="22"/>
-          <w:szCs w:val="22"/>
-        </w:rPr>
-        <w:t>có</w:t>
-      </w:r>
-      <w:proofErr w:type="spellEnd"/>
-      <w:r>
-        <w:rPr>
-          <w:rFonts w:ascii="TCM Pro" w:hAnsi="TCM Pro" w:cs="Arial"/>
-          <w:sz w:val="22"/>
-          <w:szCs w:val="22"/>
-        </w:rPr>
-        <w:t xml:space="preserve"> </w:t>
+        <w:t xml:space="preserve">, có </w:t>
       </w:r>
       <w:proofErr w:type="spellStart"/>
       <w:r>
@@ -7365,25 +7211,7 @@
           <w:sz w:val="22"/>
           <w:szCs w:val="22"/>
         </w:rPr>
-        <w:t xml:space="preserve"> </w:t>
-      </w:r>
-      <w:proofErr w:type="spellStart"/>
-      <w:r>
-        <w:rPr>
-          <w:rFonts w:ascii="TCM Pro" w:hAnsi="TCM Pro" w:cs="Arial"/>
-          <w:sz w:val="22"/>
-          <w:szCs w:val="22"/>
-        </w:rPr>
-        <w:t>và</w:t>
-      </w:r>
-      <w:proofErr w:type="spellEnd"/>
-      <w:r>
-        <w:rPr>
-          <w:rFonts w:ascii="TCM Pro" w:hAnsi="TCM Pro" w:cs="Arial"/>
-          <w:sz w:val="22"/>
-          <w:szCs w:val="22"/>
-        </w:rPr>
-        <w:t xml:space="preserve"> </w:t>
+        <w:t xml:space="preserve"> và </w:t>
       </w:r>
       <w:proofErr w:type="spellStart"/>
       <w:r>
@@ -7419,25 +7247,7 @@
           <w:sz w:val="22"/>
           <w:szCs w:val="22"/>
         </w:rPr>
-        <w:t xml:space="preserve"> </w:t>
-      </w:r>
-      <w:proofErr w:type="spellStart"/>
-      <w:r>
-        <w:rPr>
-          <w:rFonts w:ascii="TCM Pro" w:hAnsi="TCM Pro" w:cs="Arial"/>
-          <w:sz w:val="22"/>
-          <w:szCs w:val="22"/>
-        </w:rPr>
-        <w:t>của</w:t>
-      </w:r>
-      <w:proofErr w:type="spellEnd"/>
-      <w:r>
-        <w:rPr>
-          <w:rFonts w:ascii="TCM Pro" w:hAnsi="TCM Pro" w:cs="Arial"/>
-          <w:sz w:val="22"/>
-          <w:szCs w:val="22"/>
-        </w:rPr>
-        <w:t xml:space="preserve"> </w:t>
+        <w:t xml:space="preserve"> của </w:t>
       </w:r>
       <w:proofErr w:type="spellStart"/>
       <w:r>
@@ -8075,25 +7885,7 @@
           <w:sz w:val="22"/>
           <w:szCs w:val="22"/>
         </w:rPr>
-        <w:t xml:space="preserve"> B </w:t>
-      </w:r>
-      <w:proofErr w:type="spellStart"/>
-      <w:r>
-        <w:rPr>
-          <w:rFonts w:ascii="TCM Pro" w:hAnsi="TCM Pro" w:cs="Arial"/>
-          <w:sz w:val="22"/>
-          <w:szCs w:val="22"/>
-        </w:rPr>
-        <w:t>có</w:t>
-      </w:r>
-      <w:proofErr w:type="spellEnd"/>
-      <w:r>
-        <w:rPr>
-          <w:rFonts w:ascii="TCM Pro" w:hAnsi="TCM Pro" w:cs="Arial"/>
-          <w:sz w:val="22"/>
-          <w:szCs w:val="22"/>
-        </w:rPr>
-        <w:t xml:space="preserve"> </w:t>
+        <w:t xml:space="preserve"> B có </w:t>
       </w:r>
       <w:proofErr w:type="spellStart"/>
       <w:r>
@@ -8291,25 +8083,7 @@
           <w:sz w:val="22"/>
           <w:szCs w:val="22"/>
         </w:rPr>
-        <w:t xml:space="preserve"> </w:t>
-      </w:r>
-      <w:proofErr w:type="spellStart"/>
-      <w:r>
-        <w:rPr>
-          <w:rFonts w:ascii="TCM Pro" w:hAnsi="TCM Pro" w:cs="Arial"/>
-          <w:sz w:val="22"/>
-          <w:szCs w:val="22"/>
-        </w:rPr>
-        <w:t>của</w:t>
-      </w:r>
-      <w:proofErr w:type="spellEnd"/>
-      <w:r>
-        <w:rPr>
-          <w:rFonts w:ascii="TCM Pro" w:hAnsi="TCM Pro" w:cs="Arial"/>
-          <w:sz w:val="22"/>
-          <w:szCs w:val="22"/>
-        </w:rPr>
-        <w:t xml:space="preserve"> </w:t>
+        <w:t xml:space="preserve"> của </w:t>
       </w:r>
       <w:proofErr w:type="spellStart"/>
       <w:r>
@@ -10692,7 +10466,6 @@
   <w:style w:type="character" w:default="1" w:styleId="DefaultParagraphFont">
     <w:name w:val="Default Paragraph Font"/>
     <w:uiPriority w:val="1"/>
-    <w:semiHidden/>
     <w:unhideWhenUsed/>
   </w:style>
   <w:style w:type="table" w:default="1" w:styleId="TableNormal">
